--- a/pr-preview/pr-349/functions-tracked-changes.docx
+++ b/pr-preview/pr-349/functions-tracked-changes.docx
@@ -16,7 +16,7 @@
       </w:pPr>
       <w:del w:id="1" w:author="PR Preview" w:date="2026-01-01T00:00:00Z">
         <w:r>
-          <w:delText xml:space="preserve">Last modified: 2026-10-17 02:34:23 (PDT)</w:delText>
+          <w:delText xml:space="preserve">Last modified: 2026-10-17 03:46:15 (PDT)</w:delText>
         </w:r>
       </w:del>
     </w:p>
@@ -26,7 +26,7 @@
       </w:pPr>
       <w:ins w:id="2" w:author="PR Preview" w:date="2026-01-01T00:00:00Z">
         <w:r>
-          <w:t xml:space="preserve">Last modified: 2026-10-17 02:44:23 (PDT)</w:t>
+          <w:t xml:space="preserve">Last modified: 2026-10-17 04:02:11 (PDT)</w:t>
         </w:r>
       </w:ins>
     </w:p>

--- a/pr-preview/pr-349/functions-tracked-changes.docx
+++ b/pr-preview/pr-349/functions-tracked-changes.docx
@@ -16,7 +16,7 @@
       </w:pPr>
       <w:del w:id="1" w:author="PR Preview" w:date="2026-01-01T00:00:00Z">
         <w:r>
-          <w:delText xml:space="preserve">Last modified: 2026-10-17 03:46:15 (PDT)</w:delText>
+          <w:delText xml:space="preserve">Last modified: 2026-10-17 04:46:25 (PDT)</w:delText>
         </w:r>
       </w:del>
     </w:p>
@@ -26,7 +26,7 @@
       </w:pPr>
       <w:ins w:id="2" w:author="PR Preview" w:date="2026-01-01T00:00:00Z">
         <w:r>
-          <w:t xml:space="preserve">Last modified: 2026-10-17 04:02:11 (PDT)</w:t>
+          <w:t xml:space="preserve">Last modified: 2026-10-17 05:12:24 (PDT)</w:t>
         </w:r>
       </w:ins>
     </w:p>
@@ -7745,117 +7745,9 @@
       <w:r>
         <w:t xml:space="preserve"> </w:t>
       </w:r>
-      <m:oMath>
-        <m:limLow>
-          <m:e>
-            <m:r>
-              <m:t>x</m:t>
-            </m:r>
-          </m:e>
-          <m:lim>
-            <m:r>
-              <m:rPr>
-                <m:sty m:val="p"/>
-              </m:rPr>
-              <m:t>∼</m:t>
-            </m:r>
-          </m:lim>
-        </m:limLow>
-        <m:r>
-          <m:rPr>
-            <m:sty m:val="p"/>
-          </m:rPr>
-          <m:t>=</m:t>
-        </m:r>
-        <m:sSup>
-          <m:e>
-            <m:r>
-              <m:t>​</m:t>
-            </m:r>
-            <m:d>
-              <m:dPr>
-                <m:begChr m:val="("/>
-                <m:sepChr m:val=""/>
-                <m:endChr m:val=")"/>
-                <m:grow/>
-              </m:dPr>
-              <m:e>
-                <m:sSub>
-                  <m:e>
-                    <m:r>
-                      <m:t>x</m:t>
-                    </m:r>
-                  </m:e>
-                  <m:sub>
-                    <m:r>
-                      <m:t>1</m:t>
-                    </m:r>
-                  </m:sub>
-                </m:sSub>
-                <m:r>
-                  <m:rPr>
-                    <m:sty m:val="p"/>
-                  </m:rPr>
-                  <m:t>,</m:t>
-                </m:r>
-                <m:sSub>
-                  <m:e>
-                    <m:r>
-                      <m:t>x</m:t>
-                    </m:r>
-                  </m:e>
-                  <m:sub>
-                    <m:r>
-                      <m:t>2</m:t>
-                    </m:r>
-                  </m:sub>
-                </m:sSub>
-                <m:r>
-                  <m:rPr>
-                    <m:sty m:val="p"/>
-                  </m:rPr>
-                  <m:t>,</m:t>
-                </m:r>
-                <m:r>
-                  <m:rPr>
-                    <m:sty m:val="p"/>
-                  </m:rPr>
-                  <m:t>…</m:t>
-                </m:r>
-                <m:r>
-                  <m:rPr>
-                    <m:sty m:val="p"/>
-                  </m:rPr>
-                  <m:t>,</m:t>
-                </m:r>
-                <m:sSub>
-                  <m:e>
-                    <m:r>
-                      <m:t>x</m:t>
-                    </m:r>
-                  </m:e>
-                  <m:sub>
-                    <m:r>
-                      <m:t>n</m:t>
-                    </m:r>
-                  </m:sub>
-                </m:sSub>
-              </m:e>
-            </m:d>
-            <m:r>
-              <m:t>​</m:t>
-            </m:r>
-          </m:e>
-          <m:sup>
-            <m:r>
-              <m:rPr>
-                <m:sty m:val="p"/>
-              </m:rPr>
-              <m:t>⊤</m:t>
-            </m:r>
-          </m:sup>
-        </m:sSup>
-      </m:oMath>
+      <w:r>
+        <w:t xml:space="preserve">$\mathord{\smash[b]{\underset{\raise.3ex\hbox{$\scriptstyle\sim$}}{x}}\vphantom{x}}= {\mathopen{}\left(x_1, x_2, \ldots, x_n\right)\mathclose{}}^{\top}$</w:t>
+      </w:r>
       <w:r>
         <w:t xml:space="preserve"> </w:t>
       </w:r>
@@ -7912,23 +7804,9 @@
       <w:r>
         <w:t xml:space="preserve"> </w:t>
       </w:r>
-      <m:oMath>
-        <m:limLow>
-          <m:e>
-            <m:r>
-              <m:t>x</m:t>
-            </m:r>
-          </m:e>
-          <m:lim>
-            <m:r>
-              <m:rPr>
-                <m:sty m:val="p"/>
-              </m:rPr>
-              <m:t>∼</m:t>
-            </m:r>
-          </m:lim>
-        </m:limLow>
-      </m:oMath>
+      <w:r>
+        <w:t xml:space="preserve">$\mathord{\smash[b]{\underset{\raise.3ex\hbox{$\scriptstyle\sim$}}{x}}\vphantom{x}}$</w:t>
+      </w:r>
       <w:r>
         <w:t xml:space="preserve">,</w:t>
       </w:r>
@@ -7941,50 +7819,9 @@
       <w:r>
         <w:t xml:space="preserve"> </w:t>
       </w:r>
-      <m:oMath>
-        <m:sSup>
-          <m:e>
-            <m:r>
-              <m:t>f</m:t>
-            </m:r>
-          </m:e>
-          <m:sup>
-            <m:r>
-              <m:rPr>
-                <m:sty m:val="p"/>
-              </m:rPr>
-              <m:t>⊙</m:t>
-            </m:r>
-          </m:sup>
-        </m:sSup>
-        <m:r>
-          <m:rPr>
-            <m:sty m:val="p"/>
-          </m:rPr>
-          <m:t>(</m:t>
-        </m:r>
-        <m:limLow>
-          <m:e>
-            <m:r>
-              <m:t>x</m:t>
-            </m:r>
-          </m:e>
-          <m:lim>
-            <m:r>
-              <m:rPr>
-                <m:sty m:val="p"/>
-              </m:rPr>
-              <m:t>∼</m:t>
-            </m:r>
-          </m:lim>
-        </m:limLow>
-        <m:r>
-          <m:rPr>
-            <m:sty m:val="p"/>
-          </m:rPr>
-          <m:t>)</m:t>
-        </m:r>
-      </m:oMath>
+      <w:r>
+        <w:t xml:space="preserve">$f^{\odot}(\mathord{\smash[b]{\underset{\raise.3ex\hbox{$\scriptstyle\sim$}}{x}}\vphantom{x}})$</w:t>
+      </w:r>
       <w:r>
         <w:t xml:space="preserve">,</w:t>
       </w:r>
@@ -8011,23 +7848,9 @@
       <w:r>
         <w:t xml:space="preserve"> </w:t>
       </w:r>
-      <m:oMath>
-        <m:limLow>
-          <m:e>
-            <m:r>
-              <m:t>x</m:t>
-            </m:r>
-          </m:e>
-          <m:lim>
-            <m:r>
-              <m:rPr>
-                <m:sty m:val="p"/>
-              </m:rPr>
-              <m:t>∼</m:t>
-            </m:r>
-          </m:lim>
-        </m:limLow>
-      </m:oMath>
+      <w:r>
+        <w:t xml:space="preserve">$\mathord{\smash[b]{\underset{\raise.3ex\hbox{$\scriptstyle\sim$}}{x}}\vphantom{x}}$</w:t>
+      </w:r>
       <w:r>
         <w:t xml:space="preserve">:</w:t>
       </w:r>
@@ -8036,200 +7859,11 @@
       <w:pPr>
         <w:pStyle w:val="BodyText"/>
       </w:pPr>
-      <m:oMathPara>
-        <m:oMathParaPr>
-          <m:jc m:val="center"/>
-        </m:oMathParaPr>
-        <m:oMath>
-          <m:sSup>
-            <m:e>
-              <m:r>
-                <m:t>f</m:t>
-              </m:r>
-            </m:e>
-            <m:sup>
-              <m:r>
-                <m:rPr>
-                  <m:sty m:val="p"/>
-                </m:rPr>
-                <m:t>⊙</m:t>
-              </m:r>
-            </m:sup>
-          </m:sSup>
-          <m:r>
-            <m:rPr>
-              <m:sty m:val="p"/>
-            </m:rPr>
-            <m:t>(</m:t>
-          </m:r>
-          <m:limLow>
-            <m:e>
-              <m:r>
-                <m:t>x</m:t>
-              </m:r>
-            </m:e>
-            <m:lim>
-              <m:r>
-                <m:rPr>
-                  <m:sty m:val="p"/>
-                </m:rPr>
-                <m:t>∼</m:t>
-              </m:r>
-            </m:lim>
-          </m:limLow>
-          <m:r>
-            <m:rPr>
-              <m:sty m:val="p"/>
-            </m:rPr>
-            <m:t>)</m:t>
-          </m:r>
-          <m:r>
-            <m:rPr>
-              <m:sty m:val="p"/>
-            </m:rPr>
-            <m:t>=</m:t>
-          </m:r>
-          <m:sSup>
-            <m:e>
-              <m:r>
-                <m:t>​</m:t>
-              </m:r>
-              <m:d>
-                <m:dPr>
-                  <m:begChr m:val="("/>
-                  <m:sepChr m:val=""/>
-                  <m:endChr m:val=")"/>
-                  <m:grow/>
-                </m:dPr>
-                <m:e>
-                  <m:r>
-                    <m:t>f</m:t>
-                  </m:r>
-                  <m:r>
-                    <m:rPr>
-                      <m:sty m:val="p"/>
-                    </m:rPr>
-                    <m:t>(</m:t>
-                  </m:r>
-                  <m:sSub>
-                    <m:e>
-                      <m:r>
-                        <m:t>x</m:t>
-                      </m:r>
-                    </m:e>
-                    <m:sub>
-                      <m:r>
-                        <m:t>1</m:t>
-                      </m:r>
-                    </m:sub>
-                  </m:sSub>
-                  <m:r>
-                    <m:rPr>
-                      <m:sty m:val="p"/>
-                    </m:rPr>
-                    <m:t>)</m:t>
-                  </m:r>
-                  <m:r>
-                    <m:rPr>
-                      <m:sty m:val="p"/>
-                    </m:rPr>
-                    <m:t>,</m:t>
-                  </m:r>
-                  <m:r>
-                    <m:t>f</m:t>
-                  </m:r>
-                  <m:r>
-                    <m:rPr>
-                      <m:sty m:val="p"/>
-                    </m:rPr>
-                    <m:t>(</m:t>
-                  </m:r>
-                  <m:sSub>
-                    <m:e>
-                      <m:r>
-                        <m:t>x</m:t>
-                      </m:r>
-                    </m:e>
-                    <m:sub>
-                      <m:r>
-                        <m:t>2</m:t>
-                      </m:r>
-                    </m:sub>
-                  </m:sSub>
-                  <m:r>
-                    <m:rPr>
-                      <m:sty m:val="p"/>
-                    </m:rPr>
-                    <m:t>)</m:t>
-                  </m:r>
-                  <m:r>
-                    <m:rPr>
-                      <m:sty m:val="p"/>
-                    </m:rPr>
-                    <m:t>,</m:t>
-                  </m:r>
-                  <m:r>
-                    <m:rPr>
-                      <m:sty m:val="p"/>
-                    </m:rPr>
-                    <m:t>…</m:t>
-                  </m:r>
-                  <m:r>
-                    <m:rPr>
-                      <m:sty m:val="p"/>
-                    </m:rPr>
-                    <m:t>,</m:t>
-                  </m:r>
-                  <m:r>
-                    <m:t>f</m:t>
-                  </m:r>
-                  <m:r>
-                    <m:rPr>
-                      <m:sty m:val="p"/>
-                    </m:rPr>
-                    <m:t>(</m:t>
-                  </m:r>
-                  <m:sSub>
-                    <m:e>
-                      <m:r>
-                        <m:t>x</m:t>
-                      </m:r>
-                    </m:e>
-                    <m:sub>
-                      <m:r>
-                        <m:t>n</m:t>
-                      </m:r>
-                    </m:sub>
-                  </m:sSub>
-                  <m:r>
-                    <m:rPr>
-                      <m:sty m:val="p"/>
-                    </m:rPr>
-                    <m:t>)</m:t>
-                  </m:r>
-                </m:e>
-              </m:d>
-              <m:r>
-                <m:t>​</m:t>
-              </m:r>
-            </m:e>
-            <m:sup>
-              <m:r>
-                <m:rPr>
-                  <m:sty m:val="p"/>
-                </m:rPr>
-                <m:t>⊤</m:t>
-              </m:r>
-            </m:sup>
-          </m:sSup>
-          <m:r>
-            <m:rPr>
-              <m:sty m:val="p"/>
-            </m:rPr>
-            <m:t>.</m:t>
-          </m:r>
-        </m:oMath>
-      </m:oMathPara>
+      <w:r>
+        <w:t xml:space="preserve">$$
+    f^{\odot}(\mathord{\smash[b]{\underset{\raise.3ex\hbox{$\scriptstyle\sim$}}{x}}\vphantom{x}}) = {\mathopen{}\left(f(x_1), f(x_2), \ldots, f(x_n)\right)\mathclose{}}^{\top}.
+    $$</w:t>
+      </w:r>
     </w:p>
     <w:p>
       <w:pPr>
@@ -8385,84 +8019,9 @@
       <w:r>
         <w:t xml:space="preserve"> </w:t>
       </w:r>
-      <m:oMath>
-        <m:limLow>
-          <m:e>
-            <m:r>
-              <m:t>x</m:t>
-            </m:r>
-          </m:e>
-          <m:lim>
-            <m:r>
-              <m:rPr>
-                <m:sty m:val="p"/>
-              </m:rPr>
-              <m:t>∼</m:t>
-            </m:r>
-          </m:lim>
-        </m:limLow>
-        <m:r>
-          <m:rPr>
-            <m:sty m:val="p"/>
-          </m:rPr>
-          <m:t>=</m:t>
-        </m:r>
-        <m:sSup>
-          <m:e>
-            <m:r>
-              <m:t>​</m:t>
-            </m:r>
-            <m:d>
-              <m:dPr>
-                <m:begChr m:val="("/>
-                <m:sepChr m:val=""/>
-                <m:endChr m:val=")"/>
-                <m:grow/>
-              </m:dPr>
-              <m:e>
-                <m:r>
-                  <m:rPr>
-                    <m:sty m:val="p"/>
-                  </m:rPr>
-                  <m:t>−</m:t>
-                </m:r>
-                <m:r>
-                  <m:t>1</m:t>
-                </m:r>
-                <m:r>
-                  <m:rPr>
-                    <m:sty m:val="p"/>
-                  </m:rPr>
-                  <m:t>,</m:t>
-                </m:r>
-                <m:r>
-                  <m:t>0</m:t>
-                </m:r>
-                <m:r>
-                  <m:rPr>
-                    <m:sty m:val="p"/>
-                  </m:rPr>
-                  <m:t>,</m:t>
-                </m:r>
-                <m:r>
-                  <m:t>2</m:t>
-                </m:r>
-              </m:e>
-            </m:d>
-            <m:r>
-              <m:t>​</m:t>
-            </m:r>
-          </m:e>
-          <m:sup>
-            <m:r>
-              <m:rPr>
-                <m:sty m:val="p"/>
-              </m:rPr>
-              <m:t>⊤</m:t>
-            </m:r>
-          </m:sup>
-        </m:sSup>
-      </m:oMath>
+      <w:r>
+        <w:t xml:space="preserve">$\mathord{\smash[b]{\underset{\raise.3ex\hbox{$\scriptstyle\sim$}}{x}}\vphantom{x}}= {\mathopen{}\left(-1, 0, 2\right)\mathclose{}}^{\top}$</w:t>
+      </w:r>
       <w:r>
         <w:t xml:space="preserve">.</w:t>
       </w:r>
@@ -8601,330 +8160,14 @@
       <w:pPr>
         <w:pStyle w:val="BodyText"/>
       </w:pPr>
-      <m:oMathPara>
-        <m:oMathParaPr>
-          <m:jc m:val="center"/>
-        </m:oMathParaPr>
-        <m:oMath>
-          <m:eqArr>
-            <m:e>
-              <m:sSup>
-                <m:e>
-                  <m:r>
-                    <m:rPr>
-                      <m:sty m:val="p"/>
-                    </m:rPr>
-                    <m:t>exp</m:t>
-                  </m:r>
-                </m:e>
-                <m:sup>
-                  <m:r>
-                    <m:rPr>
-                      <m:sty m:val="p"/>
-                    </m:rPr>
-                    <m:t>⊙</m:t>
-                  </m:r>
-                </m:sup>
-              </m:sSup>
-              <m:r>
-                <m:rPr>
-                  <m:sty m:val="p"/>
-                </m:rPr>
-                <m:t>(</m:t>
-              </m:r>
-              <m:limLow>
-                <m:e>
-                  <m:r>
-                    <m:t>x</m:t>
-                  </m:r>
-                </m:e>
-                <m:lim>
-                  <m:r>
-                    <m:rPr>
-                      <m:sty m:val="p"/>
-                    </m:rPr>
-                    <m:t>∼</m:t>
-                  </m:r>
-                </m:lim>
-              </m:limLow>
-              <m:r>
-                <m:rPr>
-                  <m:sty m:val="p"/>
-                </m:rPr>
-                <m:t>)</m:t>
-              </m:r>
-              <m:r>
-                <m:t>&amp;</m:t>
-              </m:r>
-              <m:r>
-                <m:rPr>
-                  <m:sty m:val="p"/>
-                </m:rPr>
-                <m:t>=</m:t>
-              </m:r>
-              <m:sSup>
-                <m:e>
-                  <m:r>
-                    <m:t>​</m:t>
-                  </m:r>
-                  <m:d>
-                    <m:dPr>
-                      <m:begChr m:val="("/>
-                      <m:sepChr m:val=""/>
-                      <m:endChr m:val=")"/>
-                      <m:grow/>
-                    </m:dPr>
-                    <m:e>
-                      <m:sSup>
-                        <m:e>
-                          <m:r>
-                            <m:t>e</m:t>
-                          </m:r>
-                        </m:e>
-                        <m:sup>
-                          <m:r>
-                            <m:rPr>
-                              <m:sty m:val="p"/>
-                            </m:rPr>
-                            <m:t>−</m:t>
-                          </m:r>
-                          <m:r>
-                            <m:t>1</m:t>
-                          </m:r>
-                        </m:sup>
-                      </m:sSup>
-                      <m:r>
-                        <m:rPr>
-                          <m:sty m:val="p"/>
-                        </m:rPr>
-                        <m:t>,</m:t>
-                      </m:r>
-                      <m:sSup>
-                        <m:e>
-                          <m:r>
-                            <m:t>e</m:t>
-                          </m:r>
-                        </m:e>
-                        <m:sup>
-                          <m:r>
-                            <m:t>0</m:t>
-                          </m:r>
-                        </m:sup>
-                      </m:sSup>
-                      <m:r>
-                        <m:rPr>
-                          <m:sty m:val="p"/>
-                        </m:rPr>
-                        <m:t>,</m:t>
-                      </m:r>
-                      <m:sSup>
-                        <m:e>
-                          <m:r>
-                            <m:t>e</m:t>
-                          </m:r>
-                        </m:e>
-                        <m:sup>
-                          <m:r>
-                            <m:t>2</m:t>
-                          </m:r>
-                        </m:sup>
-                      </m:sSup>
-                    </m:e>
-                  </m:d>
-                  <m:r>
-                    <m:t>​</m:t>
-                  </m:r>
-                </m:e>
-                <m:sup>
-                  <m:r>
-                    <m:rPr>
-                      <m:sty m:val="p"/>
-                    </m:rPr>
-                    <m:t>⊤</m:t>
-                  </m:r>
-                </m:sup>
-              </m:sSup>
-              <m:r>
-                <m:rPr>
-                  <m:sty m:val="p"/>
-                </m:rPr>
-                <m:t>,</m:t>
-              </m:r>
-            </m:e>
-            <m:e>
-              <m:sSup>
-                <m:e>
-                  <m:r>
-                    <m:rPr>
-                      <m:sty m:val="p"/>
-                    </m:rPr>
-                    <m:t>expit</m:t>
-                  </m:r>
-                </m:e>
-                <m:sup>
-                  <m:r>
-                    <m:rPr>
-                      <m:sty m:val="p"/>
-                    </m:rPr>
-                    <m:t>⊙</m:t>
-                  </m:r>
-                </m:sup>
-              </m:sSup>
-              <m:r>
-                <m:rPr>
-                  <m:sty m:val="p"/>
-                </m:rPr>
-                <m:t>(</m:t>
-              </m:r>
-              <m:limLow>
-                <m:e>
-                  <m:r>
-                    <m:t>x</m:t>
-                  </m:r>
-                </m:e>
-                <m:lim>
-                  <m:r>
-                    <m:rPr>
-                      <m:sty m:val="p"/>
-                    </m:rPr>
-                    <m:t>∼</m:t>
-                  </m:r>
-                </m:lim>
-              </m:limLow>
-              <m:r>
-                <m:rPr>
-                  <m:sty m:val="p"/>
-                </m:rPr>
-                <m:t>)</m:t>
-              </m:r>
-              <m:r>
-                <m:t>&amp;</m:t>
-              </m:r>
-              <m:r>
-                <m:rPr>
-                  <m:sty m:val="p"/>
-                </m:rPr>
-                <m:t>=</m:t>
-              </m:r>
-              <m:sSup>
-                <m:e>
-                  <m:r>
-                    <m:t>​</m:t>
-                  </m:r>
-                  <m:d>
-                    <m:dPr>
-                      <m:begChr m:val="("/>
-                      <m:sepChr m:val=""/>
-                      <m:endChr m:val=")"/>
-                      <m:grow/>
-                    </m:dPr>
-                    <m:e>
-                      <m:r>
-                        <m:rPr>
-                          <m:sty m:val="p"/>
-                        </m:rPr>
-                        <m:t>expit</m:t>
-                      </m:r>
-                      <m:r>
-                        <m:rPr>
-                          <m:sty m:val="p"/>
-                        </m:rPr>
-                        <m:t>(</m:t>
-                      </m:r>
-                      <m:r>
-                        <m:rPr>
-                          <m:sty m:val="p"/>
-                        </m:rPr>
-                        <m:t>−</m:t>
-                      </m:r>
-                      <m:r>
-                        <m:t>1</m:t>
-                      </m:r>
-                      <m:r>
-                        <m:rPr>
-                          <m:sty m:val="p"/>
-                        </m:rPr>
-                        <m:t>)</m:t>
-                      </m:r>
-                      <m:r>
-                        <m:rPr>
-                          <m:sty m:val="p"/>
-                        </m:rPr>
-                        <m:t>,</m:t>
-                      </m:r>
-                      <m:r>
-                        <m:rPr>
-                          <m:sty m:val="p"/>
-                        </m:rPr>
-                        <m:t>expit</m:t>
-                      </m:r>
-                      <m:r>
-                        <m:rPr>
-                          <m:sty m:val="p"/>
-                        </m:rPr>
-                        <m:t>(</m:t>
-                      </m:r>
-                      <m:r>
-                        <m:t>0</m:t>
-                      </m:r>
-                      <m:r>
-                        <m:rPr>
-                          <m:sty m:val="p"/>
-                        </m:rPr>
-                        <m:t>)</m:t>
-                      </m:r>
-                      <m:r>
-                        <m:rPr>
-                          <m:sty m:val="p"/>
-                        </m:rPr>
-                        <m:t>,</m:t>
-                      </m:r>
-                      <m:r>
-                        <m:rPr>
-                          <m:sty m:val="p"/>
-                        </m:rPr>
-                        <m:t>expit</m:t>
-                      </m:r>
-                      <m:r>
-                        <m:rPr>
-                          <m:sty m:val="p"/>
-                        </m:rPr>
-                        <m:t>(</m:t>
-                      </m:r>
-                      <m:r>
-                        <m:t>2</m:t>
-                      </m:r>
-                      <m:r>
-                        <m:rPr>
-                          <m:sty m:val="p"/>
-                        </m:rPr>
-                        <m:t>)</m:t>
-                      </m:r>
-                    </m:e>
-                  </m:d>
-                  <m:r>
-                    <m:t>​</m:t>
-                  </m:r>
-                </m:e>
-                <m:sup>
-                  <m:r>
-                    <m:rPr>
-                      <m:sty m:val="p"/>
-                    </m:rPr>
-                    <m:t>⊤</m:t>
-                  </m:r>
-                </m:sup>
-              </m:sSup>
-              <m:r>
-                <m:rPr>
-                  <m:sty m:val="p"/>
-                </m:rPr>
-                <m:t>.</m:t>
-              </m:r>
-            </m:e>
-          </m:eqArr>
-        </m:oMath>
-      </m:oMathPara>
+      <w:r>
+        <w:t xml:space="preserve">$$
+    \begin{aligned}
+    \operatorname{exp}^{\odot}(\mathord{\smash[b]{\underset{\raise.3ex\hbox{$\scriptstyle\sim$}}{x}}\vphantom{x}}) &amp;= {\mathopen{}\left(e^{-1}, e^{0}, e^{2}\right)\mathclose{}}^{\top}, \\
+    \operatorname{expit}^{\odot}(\mathord{\smash[b]{\underset{\raise.3ex\hbox{$\scriptstyle\sim$}}{x}}\vphantom{x}}) &amp;= {\mathopen{}\left(\operatorname{expit}(-1), \operatorname{expit}(0), \operatorname{expit}(2)\right)\mathclose{}}^{\top}.
+    \end{aligned}
+    $$</w:t>
+      </w:r>
     </w:p>
     <w:p>
       <w:pPr>
@@ -9156,59 +8399,9 @@
       <w:r>
         <w:t xml:space="preserve"> </w:t>
       </w:r>
-      <m:oMath>
-        <m:sSup>
-          <m:e>
-            <m:r>
-              <m:rPr>
-                <m:sty m:val="p"/>
-              </m:rPr>
-              <m:t>exp</m:t>
-            </m:r>
-          </m:e>
-          <m:sup>
-            <m:r>
-              <m:rPr>
-                <m:sty m:val="p"/>
-              </m:rPr>
-              <m:t>⊙</m:t>
-            </m:r>
-          </m:sup>
-        </m:sSup>
-        <m:r>
-          <m:rPr>
-            <m:sty m:val="p"/>
-          </m:rPr>
-          <m:t>(</m:t>
-        </m:r>
-        <m:limLow>
-          <m:e>
-            <m:r>
-              <m:t>x</m:t>
-            </m:r>
-          </m:e>
-          <m:lim>
-            <m:r>
-              <m:rPr>
-                <m:sty m:val="p"/>
-              </m:rPr>
-              <m:t>∼</m:t>
-            </m:r>
-          </m:lim>
-        </m:limLow>
-        <m:r>
-          <m:rPr>
-            <m:sty m:val="p"/>
-          </m:rPr>
-          <m:t>)</m:t>
-        </m:r>
-        <m:r>
-          <m:rPr>
-            <m:sty m:val="p"/>
-          </m:rPr>
-          <m:t>≈</m:t>
-        </m:r>
-      </m:oMath>
+      <w:r>
+        <w:t xml:space="preserve">$\operatorname{exp}^{\odot}(\mathord{\smash[b]{\underset{\raise.3ex\hbox{$\scriptstyle\sim$}}{x}}\vphantom{x}}) \approx$</w:t>
+      </w:r>
       <w:r>
         <w:t xml:space="preserve"> </w:t>
       </w:r>
@@ -9224,59 +8417,9 @@
       <w:r>
         <w:t xml:space="preserve"> </w:t>
       </w:r>
-      <m:oMath>
-        <m:sSup>
-          <m:e>
-            <m:r>
-              <m:rPr>
-                <m:sty m:val="p"/>
-              </m:rPr>
-              <m:t>expit</m:t>
-            </m:r>
-          </m:e>
-          <m:sup>
-            <m:r>
-              <m:rPr>
-                <m:sty m:val="p"/>
-              </m:rPr>
-              <m:t>⊙</m:t>
-            </m:r>
-          </m:sup>
-        </m:sSup>
-        <m:r>
-          <m:rPr>
-            <m:sty m:val="p"/>
-          </m:rPr>
-          <m:t>(</m:t>
-        </m:r>
-        <m:limLow>
-          <m:e>
-            <m:r>
-              <m:t>x</m:t>
-            </m:r>
-          </m:e>
-          <m:lim>
-            <m:r>
-              <m:rPr>
-                <m:sty m:val="p"/>
-              </m:rPr>
-              <m:t>∼</m:t>
-            </m:r>
-          </m:lim>
-        </m:limLow>
-        <m:r>
-          <m:rPr>
-            <m:sty m:val="p"/>
-          </m:rPr>
-          <m:t>)</m:t>
-        </m:r>
-        <m:r>
-          <m:rPr>
-            <m:sty m:val="p"/>
-          </m:rPr>
-          <m:t>≈</m:t>
-        </m:r>
-      </m:oMath>
+      <w:r>
+        <w:t xml:space="preserve">$\operatorname{expit}^{\odot}(\mathord{\smash[b]{\underset{\raise.3ex\hbox{$\scriptstyle\sim$}}{x}}\vphantom{x}}) \approx$</w:t>
+      </w:r>
       <w:r>
         <w:t xml:space="preserve"> </w:t>
       </w:r>
@@ -9292,23 +8435,9 @@
       <w:r>
         <w:t xml:space="preserve"> </w:t>
       </w:r>
-      <m:oMath>
-        <m:limLow>
-          <m:e>
-            <m:r>
-              <m:t>x</m:t>
-            </m:r>
-          </m:e>
-          <m:lim>
-            <m:r>
-              <m:rPr>
-                <m:sty m:val="p"/>
-              </m:rPr>
-              <m:t>∼</m:t>
-            </m:r>
-          </m:lim>
-        </m:limLow>
-      </m:oMath>
+      <w:r>
+        <w:t xml:space="preserve">$\mathord{\smash[b]{\underset{\raise.3ex\hbox{$\scriptstyle\sim$}}{x}}\vphantom{x}}$</w:t>
+      </w:r>
       <w:r>
         <w:t xml:space="preserve"> </w:t>
       </w:r>
@@ -9444,38 +8573,9 @@
       <w:r>
         <w:t xml:space="preserve"> </w:t>
       </w:r>
-      <m:oMath>
-        <m:r>
-          <m:t>f</m:t>
-        </m:r>
-        <m:r>
-          <m:rPr>
-            <m:sty m:val="p"/>
-          </m:rPr>
-          <m:t>(</m:t>
-        </m:r>
-        <m:limLow>
-          <m:e>
-            <m:r>
-              <m:t>x</m:t>
-            </m:r>
-          </m:e>
-          <m:lim>
-            <m:r>
-              <m:rPr>
-                <m:sty m:val="p"/>
-              </m:rPr>
-              <m:t>∼</m:t>
-            </m:r>
-          </m:lim>
-        </m:limLow>
-        <m:r>
-          <m:rPr>
-            <m:sty m:val="p"/>
-          </m:rPr>
-          <m:t>)</m:t>
-        </m:r>
-      </m:oMath>
+      <w:r>
+        <w:t xml:space="preserve">$f(\mathord{\smash[b]{\underset{\raise.3ex\hbox{$\scriptstyle\sim$}}{x}}\vphantom{x}})$</w:t>
+      </w:r>
       <w:r>
         <w:t xml:space="preserve"> </w:t>
       </w:r>
@@ -9531,32 +8631,9 @@
       <w:r>
         <w:t xml:space="preserve"> </w:t>
       </w:r>
-      <m:oMath>
-        <m:sSub>
-          <m:e>
-            <m:r>
-              <m:t>f</m:t>
-            </m:r>
-          </m:e>
-          <m:sub>
-            <m:limLow>
-              <m:e>
-                <m:r>
-                  <m:t>β</m:t>
-                </m:r>
-              </m:e>
-              <m:lim>
-                <m:r>
-                  <m:rPr>
-                    <m:sty m:val="p"/>
-                  </m:rPr>
-                  <m:t>∼</m:t>
-                </m:r>
-              </m:lim>
-            </m:limLow>
-          </m:sub>
-        </m:sSub>
-      </m:oMath>
+      <w:r>
+        <w:t xml:space="preserve">$f_{\mathord{\smash[b]{\underset{\raise.3ex\hbox{$\scriptstyle\sim$}}{\beta}}\vphantom{\beta}}}$</w:t>
+      </w:r>
       <w:r>
         <w:t xml:space="preserve">,</w:t>
       </w:r>
@@ -10480,45 +9557,9 @@
       <w:r>
         <w:t xml:space="preserve"> </w:t>
       </w:r>
-      <m:oMath>
-        <m:limLow>
-          <m:e>
-            <m:r>
-              <m:t>x</m:t>
-            </m:r>
-          </m:e>
-          <m:lim>
-            <m:r>
-              <m:rPr>
-                <m:sty m:val="p"/>
-              </m:rPr>
-              <m:t>∼</m:t>
-            </m:r>
-          </m:lim>
-        </m:limLow>
-        <m:r>
-          <m:rPr>
-            <m:sty m:val="p"/>
-          </m:rPr>
-          <m:t>∈</m:t>
-        </m:r>
-        <m:sSup>
-          <m:e>
-            <m:r>
-              <m:rPr>
-                <m:scr m:val="double-struck"/>
-                <m:sty m:val="p"/>
-              </m:rPr>
-              <m:t>R</m:t>
-            </m:r>
-          </m:e>
-          <m:sup>
-            <m:r>
-              <m:t>n</m:t>
-            </m:r>
-          </m:sup>
-        </m:sSup>
-      </m:oMath>
+      <w:r>
+        <w:t xml:space="preserve">$\mathord{\smash[b]{\underset{\raise.3ex\hbox{$\scriptstyle\sim$}}{x}}\vphantom{x}}\in \mathbb{R}^n$</w:t>
+      </w:r>
       <w:r>
         <w:t xml:space="preserve"> </w:t>
       </w:r>
